--- a/docs/High_Level_Architecture_Diagram.docx
+++ b/docs/High_Level_Architecture_Diagram.docx
@@ -4,78 +4,250 @@
   <w:body>
     <w:p>
       <w:pPr>
-        <w:pStyle w:val="Heading1"/>
-        <w:spacing w:before="240" w:after="120"/>
+        <w:spacing w:before="280" w:after="120"/>
       </w:pPr>
       <w:r>
         <w:rPr>
-          <w:rFonts w:ascii="Georgia" w:hAnsi="Georgia"/>
+          <w:rFonts w:ascii="Playfair Display" w:hAnsi="Playfair Display"/>
           <w:b/>
           <w:color w:val="721F3A"/>
-          <w:sz w:val="36"/>
+          <w:sz w:val="44"/>
         </w:rPr>
         <w:t>MagulaPlan (Magula.lk) — High-Level Architecture Diagram</w:t>
       </w:r>
     </w:p>
     <w:p>
       <w:pPr>
-        <w:pStyle w:val="Heading2"/>
-        <w:spacing w:before="200" w:after="80"/>
+        <w:spacing w:before="160" w:after="240"/>
+        <w:jc w:val="center"/>
+      </w:pPr>
+      <w:r>
+        <w:drawing>
+          <wp:inline xmlns:a="http://schemas.openxmlformats.org/drawingml/2006/main" xmlns:pic="http://schemas.openxmlformats.org/drawingml/2006/picture">
+            <wp:extent cx="6217920" cy="3438962"/>
+            <wp:docPr id="1" name="Picture 1"/>
+            <wp:cNvGraphicFramePr>
+              <a:graphicFrameLocks noChangeAspect="1"/>
+            </wp:cNvGraphicFramePr>
+            <a:graphic>
+              <a:graphicData uri="http://schemas.openxmlformats.org/drawingml/2006/picture">
+                <pic:pic>
+                  <pic:nvPicPr>
+                    <pic:cNvPr id="0" name="High_Level_Architecture_Diagram.png"/>
+                    <pic:cNvPicPr/>
+                  </pic:nvPicPr>
+                  <pic:blipFill>
+                    <a:blip r:embed="rId9"/>
+                    <a:stretch>
+                      <a:fillRect/>
+                    </a:stretch>
+                  </pic:blipFill>
+                  <pic:spPr>
+                    <a:xfrm>
+                      <a:off x="0" y="0"/>
+                      <a:ext cx="6217920" cy="3438962"/>
+                    </a:xfrm>
+                    <a:prstGeom prst="rect"/>
+                  </pic:spPr>
+                </pic:pic>
+              </a:graphicData>
+            </a:graphic>
+          </wp:inline>
+        </w:drawing>
+      </w:r>
+    </w:p>
+    <w:p>
+      <w:pPr>
+        <w:spacing w:before="240" w:after="80"/>
       </w:pPr>
       <w:r>
         <w:rPr>
-          <w:rFonts w:ascii="Georgia" w:hAnsi="Georgia"/>
+          <w:rFonts w:ascii="Playfair Display" w:hAnsi="Playfair Display"/>
           <w:b/>
           <w:color w:val="721F3A"/>
-          <w:sz w:val="28"/>
+          <w:sz w:val="30"/>
         </w:rPr>
         <w:t>1. System Architecture Overview</w:t>
       </w:r>
     </w:p>
     <w:p>
       <w:pPr>
-        <w:spacing w:before="40" w:after="80"/>
+        <w:spacing w:after="80"/>
       </w:pPr>
       <w:r>
         <w:rPr>
-          <w:rFonts w:ascii="Calibri" w:hAnsi="Calibri"/>
+          <w:rFonts w:ascii="Segoe UI" w:hAnsi="Segoe UI"/>
           <w:color w:val="222222"/>
-          <w:sz w:val="20"/>
+          <w:sz w:val="19"/>
         </w:rPr>
-        <w:t>MagulaPlan is engineered following a modular 3-Tier Layered Architecture that separates the Presentation, Application / Business Logic, and Data Persistence layers. This decoupled architecture ensures high scalability, maintainability, and clean separation of concerns.</w:t>
+        <w:t xml:space="preserve">MagulaPlan is engineered following a modular </w:t>
+      </w:r>
+      <w:r>
+        <w:rPr>
+          <w:rFonts w:ascii="Segoe UI" w:hAnsi="Segoe UI"/>
+          <w:b/>
+          <w:color w:val="222222"/>
+          <w:sz w:val="19"/>
+        </w:rPr>
+        <w:t>3-Tier Layered Architecture</w:t>
+      </w:r>
+      <w:r>
+        <w:rPr>
+          <w:rFonts w:ascii="Segoe UI" w:hAnsi="Segoe UI"/>
+          <w:color w:val="222222"/>
+          <w:sz w:val="19"/>
+        </w:rPr>
+        <w:t xml:space="preserve"> supporting a </w:t>
+      </w:r>
+      <w:r>
+        <w:rPr>
+          <w:rFonts w:ascii="Segoe UI" w:hAnsi="Segoe UI"/>
+          <w:b/>
+          <w:color w:val="222222"/>
+          <w:sz w:val="19"/>
+        </w:rPr>
+        <w:t>Multi-Role B2B2C Commercial Marketplace</w:t>
+      </w:r>
+      <w:r>
+        <w:rPr>
+          <w:rFonts w:ascii="Segoe UI" w:hAnsi="Segoe UI"/>
+          <w:color w:val="222222"/>
+          <w:sz w:val="19"/>
+        </w:rPr>
+        <w:t>. It connects three distinct primary user actors:</w:t>
       </w:r>
     </w:p>
     <w:p>
       <w:pPr>
-        <w:spacing w:before="40" w:after="80"/>
+        <w:spacing w:after="80"/>
       </w:pPr>
       <w:r>
         <w:rPr>
-          <w:rFonts w:ascii="Calibri" w:hAnsi="Calibri"/>
+          <w:rFonts w:ascii="Segoe UI" w:hAnsi="Segoe UI"/>
           <w:color w:val="222222"/>
-          <w:sz w:val="20"/>
+          <w:sz w:val="19"/>
         </w:rPr>
-        <w:t>---</w:t>
+        <w:t xml:space="preserve">1. </w:t>
+      </w:r>
+      <w:r>
+        <w:rPr>
+          <w:rFonts w:ascii="Segoe UI" w:hAnsi="Segoe UI"/>
+          <w:b/>
+          <w:color w:val="222222"/>
+          <w:sz w:val="19"/>
+        </w:rPr>
+        <w:t>Couples / Customers (`ROLE_USER`):</w:t>
+      </w:r>
+      <w:r>
+        <w:rPr>
+          <w:rFonts w:ascii="Segoe UI" w:hAnsi="Segoe UI"/>
+          <w:color w:val="222222"/>
+          <w:sz w:val="19"/>
+        </w:rPr>
+        <w:t xml:space="preserve"> Discover vendors across 25 Sri Lankan districts, track wedding budgets, coordinate digital RSVPs, and checkout multi-vendor selection carts.</w:t>
       </w:r>
     </w:p>
     <w:p>
       <w:pPr>
-        <w:pStyle w:val="Heading2"/>
-        <w:spacing w:before="200" w:after="80"/>
+        <w:spacing w:after="80"/>
       </w:pPr>
       <w:r>
         <w:rPr>
-          <w:rFonts w:ascii="Georgia" w:hAnsi="Georgia"/>
+          <w:rFonts w:ascii="Segoe UI" w:hAnsi="Segoe UI"/>
+          <w:color w:val="222222"/>
+          <w:sz w:val="19"/>
+        </w:rPr>
+        <w:t xml:space="preserve">2. </w:t>
+      </w:r>
+      <w:r>
+        <w:rPr>
+          <w:rFonts w:ascii="Segoe UI" w:hAnsi="Segoe UI"/>
+          <w:b/>
+          <w:color w:val="222222"/>
+          <w:sz w:val="19"/>
+        </w:rPr>
+        <w:t>Commercial Vendors (`ROLE_VENDOR`):</w:t>
+      </w:r>
+      <w:r>
+        <w:rPr>
+          <w:rFonts w:ascii="Segoe UI" w:hAnsi="Segoe UI"/>
+          <w:color w:val="222222"/>
+          <w:sz w:val="19"/>
+        </w:rPr>
+        <w:t xml:space="preserve"> Self-register, select commercial hosting tiers (Free / Pro / Featured), simulate commercial checkout via an academic payment sandbox, track incoming couple booking leads, and manage business profiles.</w:t>
+      </w:r>
+    </w:p>
+    <w:p>
+      <w:pPr>
+        <w:spacing w:after="80"/>
+      </w:pPr>
+      <w:r>
+        <w:rPr>
+          <w:rFonts w:ascii="Segoe UI" w:hAnsi="Segoe UI"/>
+          <w:color w:val="222222"/>
+          <w:sz w:val="19"/>
+        </w:rPr>
+        <w:t xml:space="preserve">3. </w:t>
+      </w:r>
+      <w:r>
+        <w:rPr>
+          <w:rFonts w:ascii="Segoe UI" w:hAnsi="Segoe UI"/>
+          <w:b/>
+          <w:color w:val="222222"/>
+          <w:sz w:val="19"/>
+        </w:rPr>
+        <w:t>Platform Administrators (`ROLE_ADMIN`):</w:t>
+      </w:r>
+      <w:r>
+        <w:rPr>
+          <w:rFonts w:ascii="Segoe UI" w:hAnsi="Segoe UI"/>
+          <w:color w:val="222222"/>
+          <w:sz w:val="19"/>
+        </w:rPr>
+        <w:t xml:space="preserve"> Monitor platform health and metrics, moderate vendor listings (approval/rejection), assign verified and gold badges, and govern user accounts.</w:t>
+      </w:r>
+    </w:p>
+    <w:p>
+      <w:pPr>
+        <w:spacing w:after="80"/>
+      </w:pPr>
+      <w:r>
+        <w:rPr>
+          <w:rFonts w:ascii="Segoe UI" w:hAnsi="Segoe UI"/>
+          <w:color w:val="222222"/>
+          <w:sz w:val="19"/>
+        </w:rPr>
+        <w:t>Visual rendering available in: `docs/High_Level_Architecture_Diagram.png`.</w:t>
+      </w:r>
+    </w:p>
+    <w:p>
+      <w:pPr>
+        <w:spacing w:before="120" w:after="120"/>
+      </w:pPr>
+      <w:r>
+        <w:rPr>
+          <w:color w:val="EEDDE0"/>
+        </w:rPr>
+        <w:t>__________________________________________________________________________</w:t>
+      </w:r>
+    </w:p>
+    <w:p>
+      <w:pPr>
+        <w:spacing w:before="240" w:after="80"/>
+      </w:pPr>
+      <w:r>
+        <w:rPr>
+          <w:rFonts w:ascii="Playfair Display" w:hAnsi="Playfair Display"/>
           <w:b/>
           <w:color w:val="721F3A"/>
-          <w:sz w:val="28"/>
+          <w:sz w:val="30"/>
         </w:rPr>
         <w:t>2. High-Level Architecture Diagram (Mermaid)</w:t>
       </w:r>
     </w:p>
     <w:p>
       <w:pPr>
-        <w:spacing w:before="80" w:after="120"/>
+        <w:spacing w:before="80" w:after="80"/>
         <w:ind w:left="288"/>
       </w:pPr>
       <w:r>
@@ -86,104 +258,122 @@
         </w:rPr>
         <w:t>flowchart TB</w:t>
         <w:br/>
-        <w:t xml:space="preserve">    subgraph ClientTier[Presentation Tier - Client Layer]</w:t>
+        <w:t xml:space="preserve">    subgraph Ecosystem[User, Vendor &amp; Admin Ecosystem]</w:t>
         <w:br/>
-        <w:t xml:space="preserve">        SPA[React 19 Single Page Application]</w:t>
+        <w:t xml:space="preserve">        Couple[Couples &amp; Customers\nROLE_USER\n• Discover Vendors • WhatsApp Click-to-Chat\n• Multi-Vendor Cart • Budget &amp; Guest Tools]</w:t>
         <w:br/>
-        <w:t xml:space="preserve">        Vite[Vite 8 Build Engine]</w:t>
+        <w:t xml:space="preserve">        Vendor[Commercial Vendors\nROLE_VENDOR\n• Self-Registration • 3-Tier Hosting Plan\n• Payment Sandbox • Portal Leads &amp; Inquiries]</w:t>
         <w:br/>
-        <w:t xml:space="preserve">        Tailwind[Tailwind CSS 3.4 &amp; Storybook Romance Tokens]</w:t>
+        <w:t xml:space="preserve">        Admin[Platform Administrators\nROLE_ADMIN\n• Central Stats KPI • Vendor Moderation\n• Badge Governance • User Suspension]</w:t>
         <w:br/>
-        <w:t xml:space="preserve">        Recharts[Recharts Interactive Financial Analytics]</w:t>
+        <w:t xml:space="preserve">    end</w:t>
         <w:br/>
-        <w:t xml:space="preserve">        Timer[Event Countdown &amp; Nekath Milestones]</w:t>
         <w:br/>
-        <w:t xml:space="preserve">        WebShare[Web Share API &amp; WhatsApp Click-to-Chat]</w:t>
+        <w:t xml:space="preserve">    subgraph ClientTier[1. Presentation Tier - Client Layer (React 19 SPA)]</w:t>
+        <w:br/>
+        <w:t xml:space="preserve">        PublicUI[Public Discovery &amp; Landing\n• Hero Video &amp; Editorial Storybook Tokens\n• Dynamic District &amp; Category Filters]</w:t>
+        <w:br/>
+        <w:t xml:space="preserve">        CoupleUI[Couple Planning Suite\n• Recharts Budget Analytics • Nekath Countdown\n• Guest List Manager &amp; Web Share API]</w:t>
+        <w:br/>
+        <w:t xml:space="preserve">        VendorUI[Commercial Vendor Portal\n• /vendor/dashboard • Leads &amp; Inquiries Table\n• Profile Editor • Subscription Upgrade Modal]</w:t>
+        <w:br/>
+        <w:t xml:space="preserve">        AdminUI[Admin Moderation Suite\n• /admin &amp; /admin/vendors • User Management\n• Destructive Action ConfirmDialog Modals]</w:t>
         <w:br/>
         <w:t xml:space="preserve">    end</w:t>
         <w:br/>
         <w:br/>
         <w:t xml:space="preserve">    subgraph SecurityGateway[Security &amp; API Gateway Layer]</w:t>
         <w:br/>
-        <w:t xml:space="preserve">        CORS[Dual-Origin CORS Whitelist Netlify &amp; Local]</w:t>
+        <w:t xml:space="preserve">        CORS[CORS Multi-Origin Whitelist\nNetlify • InfinityFree • Localhost]</w:t>
         <w:br/>
-        <w:t xml:space="preserve">        AuthFilter[SessionTokenAuthenticationFilter]</w:t>
+        <w:t xml:space="preserve">        AuthFilter[SessionTokenAuthenticationFilter\nBearer 64-Char Cryptographic UUID]</w:t>
         <w:br/>
-        <w:t xml:space="preserve">        BCrypt[BCrypt Password Cryptography]</w:t>
+        <w:t xml:space="preserve">        RBAC[Spring Security 6 Authorization\nROLE_USER • ROLE_VENDOR • ROLE_ADMIN]</w:t>
         <w:br/>
-        <w:t xml:space="preserve">        RBAC[Spring Security RBAC USER / ADMIN]</w:t>
+        <w:t xml:space="preserve">        IDOR[IDOR Tenant Ownership Protection\nVendor &amp; Couple Resource Isolation]</w:t>
+        <w:br/>
+        <w:t xml:space="preserve">        Validation[Jakarta Bean Validation &amp; GlobalExceptionHandler\nStructured 400 Bad Request &amp; Field Mappings]</w:t>
         <w:br/>
         <w:t xml:space="preserve">    end</w:t>
         <w:br/>
         <w:br/>
-        <w:t xml:space="preserve">    subgraph ApplicationTier[Application Tier - Spring Boot 4.1 Services]</w:t>
+        <w:t xml:space="preserve">    subgraph ApplicationTier[2. Application Tier - Spring Boot 4.1 Microservices]</w:t>
         <w:br/>
-        <w:t xml:space="preserve">        AuthSvc[AuthService &amp; User Registration]</w:t>
+        <w:t xml:space="preserve">        AuthSvc[AuthService\n• BCrypt Hashing • Case-Insensitive Login\n• Auto-Provisioning on Registration]</w:t>
         <w:br/>
-        <w:t xml:space="preserve">        VendorSvc[VendorService &amp; Category Service]</w:t>
+        <w:t xml:space="preserve">        VendorSvc[VendorService &amp; Category Engine\n• Search &amp; 25-District Filter Engine\n• Tier Processing (Free/Pro/Featured)\n• Moderation State: PENDING/APPROVED]</w:t>
         <w:br/>
-        <w:t xml:space="preserve">        BudgetSvc[BudgetItemService &amp; Financial Summary]</w:t>
+        <w:t xml:space="preserve">        BookingSvc[BookingService &amp; Lead Engine\n• Cart Checkout (POST /bookings/checkout)\n• Vendor Leads (GET /bookings/vendor/:id)\n• Couple Contact Phone &amp; Email Routing]</w:t>
         <w:br/>
-        <w:t xml:space="preserve">        GuestSvc[GuestService &amp; Digital Invitation Generator]</w:t>
+        <w:t xml:space="preserve">        BudgetSvc[BudgetItemService\n• Real-Time Spend Tracking • User Scoping]</w:t>
         <w:br/>
-        <w:t xml:space="preserve">        BookingSvc[BookingService &amp; Cart Checkout Engine]</w:t>
+        <w:t xml:space="preserve">        GuestSvc[GuestService\n• WhatsApp Status Tracker • Digital RSVP Generator]</w:t>
         <w:br/>
-        <w:t xml:space="preserve">        AdminSvc[AdminService &amp; Vendor Moderation]</w:t>
-        <w:br/>
-        <w:t xml:space="preserve">        NotifSvc[NotificationService]</w:t>
+        <w:t xml:space="preserve">        AdminSvc[AdminService\n• Live KPI Metrics • User Suspension Pipeline]</w:t>
         <w:br/>
         <w:t xml:space="preserve">    end</w:t>
         <w:br/>
         <w:br/>
-        <w:t xml:space="preserve">    subgraph DataTier[Data Tier - Persistence &amp; Database Layer]</w:t>
+        <w:t xml:space="preserve">    subgraph DataTier[3. Data Tier - MySQL 8.4 Relational Database]</w:t>
         <w:br/>
-        <w:t xml:space="preserve">        JPA[Spring Data JPA &amp; Hibernate 7.4]</w:t>
+        <w:t xml:space="preserve">        MySQL[(MySQL 8.4 Relational Storage\n7 Normalized Tables)]</w:t>
         <w:br/>
-        <w:t xml:space="preserve">        MySQL[(MySQL 8.4 Relational Database)]</w:t>
+        <w:t xml:space="preserve">        T_Users[users: user_id, email, password_hash, role, session_token]</w:t>
         <w:br/>
-        <w:t xml:space="preserve">        Seed[Idempotent Data Seeding Engine data_seed.sql]</w:t>
+        <w:t xml:space="preserve">        T_Vendors[vendors: vendor_id, user_id, category_id, subscription_tier, payment_status, status]</w:t>
+        <w:br/>
+        <w:t xml:space="preserve">        T_Categories[vendor_categories: category_id, category_name]</w:t>
+        <w:br/>
+        <w:t xml:space="preserve">        T_Bookings[bookings: booking_id, user_id, vendor_id, status, booked_at]</w:t>
+        <w:br/>
+        <w:t xml:space="preserve">        T_Budget[budget_items: budget_id, user_id, estimated_cost, actual_cost, deposit_paid]</w:t>
+        <w:br/>
+        <w:t xml:space="preserve">        T_Guests[guests: guest_id, user_id, rsvp_status, whatsapp_status, meal_preference]</w:t>
+        <w:br/>
+        <w:t xml:space="preserve">        T_Notif[notifications: notification_id, user_id, message, is_read]</w:t>
+        <w:br/>
+        <w:t xml:space="preserve">        Seed[Idempotent Startup Seeding Engine\nTestAccountInitializer: Admin, Couple, Vendor &amp; Categories]</w:t>
         <w:br/>
         <w:t xml:space="preserve">    end</w:t>
         <w:br/>
+        <w:br/>
+        <w:t xml:space="preserve">    Ecosystem --&gt; ClientTier</w:t>
         <w:br/>
         <w:t xml:space="preserve">    ClientTier --&gt;|HTTPS REST JSON + Bearer Session Token| SecurityGateway</w:t>
         <w:br/>
         <w:t xml:space="preserve">    SecurityGateway --&gt; ApplicationTier</w:t>
         <w:br/>
-        <w:t xml:space="preserve">    ApplicationTier --&gt;|JPA Queries &amp; Transactions| DataTier</w:t>
+        <w:t xml:space="preserve">    ApplicationTier --&gt;|Spring Data JPA 3.4 &amp; Hibernate 7.4| DataTier</w:t>
       </w:r>
     </w:p>
     <w:p>
       <w:pPr>
-        <w:spacing w:before="40" w:after="80"/>
+        <w:spacing w:before="120" w:after="120"/>
       </w:pPr>
       <w:r>
         <w:rPr>
-          <w:rFonts w:ascii="Calibri" w:hAnsi="Calibri"/>
-          <w:color w:val="222222"/>
-          <w:sz w:val="20"/>
+          <w:color w:val="EEDDE0"/>
         </w:rPr>
-        <w:t>---</w:t>
+        <w:t>__________________________________________________________________________</w:t>
       </w:r>
     </w:p>
     <w:p>
       <w:pPr>
-        <w:pStyle w:val="Heading2"/>
-        <w:spacing w:before="200" w:after="80"/>
+        <w:spacing w:before="240" w:after="80"/>
       </w:pPr>
       <w:r>
         <w:rPr>
-          <w:rFonts w:ascii="Georgia" w:hAnsi="Georgia"/>
+          <w:rFonts w:ascii="Playfair Display" w:hAnsi="Playfair Display"/>
           <w:b/>
           <w:color w:val="721F3A"/>
-          <w:sz w:val="28"/>
+          <w:sz w:val="30"/>
         </w:rPr>
         <w:t>3. High-Level Architecture Diagram (ASCII for Presentation Slides)</w:t>
       </w:r>
     </w:p>
     <w:p>
       <w:pPr>
-        <w:spacing w:before="80" w:after="120"/>
+        <w:spacing w:before="80" w:after="80"/>
         <w:ind w:left="288"/>
       </w:pPr>
       <w:r>
@@ -194,23 +384,37 @@
         </w:rPr>
         <w:t>+=============================================================================+</w:t>
         <w:br/>
-        <w:t>|                      MAGULAPLAN 3-TIER SYSTEM ARCHITECTURE                  |</w:t>
+        <w:t>|             MAGULAPLAN 3-TIER ECOSYSTEM &amp; SYSTEM ARCHITECTURE               |</w:t>
         <w:br/>
         <w:t>+=============================================================================+</w:t>
         <w:br/>
+        <w:t>| [0. MULTI-ROLE ACTORS / ECOSYSTEM]                                          |</w:t>
+        <w:br/>
+        <w:t>|   • Couples (ROLE_USER): Vendor Discovery, WhatsApp Inquiries, Cart Checkout|</w:t>
+        <w:br/>
+        <w:t>|   • Vendors (ROLE_VENDOR): Self-Registration, Tiers, Sandbox Payment, Portal|</w:t>
+        <w:br/>
+        <w:t>|   • Administrators (ROLE_ADMIN): System Metrics, Moderation, User Safety    |</w:t>
+        <w:br/>
+        <w:t>+-----------------------------------------------------------------------------+</w:t>
+        <w:br/>
+        <w:t xml:space="preserve">                                       |</w:t>
+        <w:br/>
+        <w:t xml:space="preserve">                                       v</w:t>
+        <w:br/>
+        <w:t>+-----------------------------------------------------------------------------+</w:t>
+        <w:br/>
         <w:t>| [1. PRESENTATION TIER - Client Single Page Application]                     |</w:t>
         <w:br/>
-        <w:t>|   • React 19 SPA (Vite 8, Tailwind CSS 3.4)                                 |</w:t>
+        <w:t>|   • React 19 SPA (Vite 8, Tailwind CSS 3.4, Framer Motion)                  |</w:t>
         <w:br/>
-        <w:t>|   • Storybook Romance &amp; Modern Editorial Design Tokens                      |</w:t>
+        <w:t>|   • Public Discovery Layer (Category &amp; 25-District Search, WhatsApp Links)  |</w:t>
         <w:br/>
-        <w:t>|   • Client Routing (React Router DOM v7) &amp; Framer Motion                    |</w:t>
+        <w:t>|   • Couple Planning Suite (Budget Recharts, Guest RSVP, Nekath Countdown)   |</w:t>
         <w:br/>
-        <w:t>|   • Recharts Financial Spend Breakdown &amp; Real-time Budget Metrics           |</w:t>
+        <w:t>|   • Vendor Portal (/vendor/dashboard: Leads, Listing Editor, Tier Upgrades) |</w:t>
         <w:br/>
-        <w:t>|   • Event Countdown Timer (Poruwa, Nekath, Reception Milestones)            |</w:t>
-        <w:br/>
-        <w:t>|   • Mobile Web Share API &amp; WhatsApp Click-to-Chat Link Generation           |</w:t>
+        <w:t>|   • Admin Suite (/admin, /admin/vendors: Moderation, /admin/users)          |</w:t>
         <w:br/>
         <w:t>+-----------------------------------------------------------------------------+</w:t>
         <w:br/>
@@ -226,33 +430,35 @@
         <w:br/>
         <w:t>| [2. APPLICATION TIER - Spring Boot 4.1 REST Microservices]                 |</w:t>
         <w:br/>
-        <w:t>|   • Security Filter: SessionTokenAuthenticationFilter (RBAC)                |</w:t>
+        <w:t>|   • Security Gateway: SessionTokenAuthenticationFilter                      |</w:t>
+        <w:br/>
+        <w:t>|   • Access Control: RBAC (ROLE_USER, ROLE_VENDOR, ROLE_ADMIN)               |</w:t>
         <w:br/>
         <w:t>|   • Cryptography: BCrypt Password Hashing (BCryptPasswordEncoder)           |</w:t>
         <w:br/>
-        <w:t>|   • CORS Whitelisting: Dual-Origin (Netlify Production &amp; Localhost)         |</w:t>
+        <w:t>|   • IDOR Protection: Caller scoping on Budget, Guests, Vendors &amp; Leads      |</w:t>
+        <w:br/>
+        <w:t>|   • Server Validation: Jakarta Bean Validation &amp; GlobalExceptionHandler     |</w:t>
         <w:br/>
         <w:t>|   • Core Controllers &amp; Services:                                            |</w:t>
         <w:br/>
         <w:t>|     - AuthController / UserService (UUID Session Tokens, Profile /me)       |</w:t>
         <w:br/>
-        <w:t>|     - VendorController / VendorService (Search, Filter, Pagination, Rating) |</w:t>
+        <w:t>|     - VendorController / VendorService (Public Self-Reg, Plan Tiers, /me)   |</w:t>
         <w:br/>
-        <w:t>|     - BudgetItemController / BudgetItemService (Financial Summary)          |</w:t>
+        <w:t>|     - BookingController / BookingService (Cart Checkout, Vendor Leads API)  |</w:t>
         <w:br/>
-        <w:t>|     - GuestController / GuestService (RSVP Tracking, Invitation Links)      |</w:t>
+        <w:t>|     - BudgetItemController / BudgetItemService (Financial Analytics)        |</w:t>
         <w:br/>
-        <w:t>|     - BookingController / BookingService (Multi-Vendor Cart Checkout)       |</w:t>
+        <w:t>|     - GuestController / GuestService (RSVP Tracking, WhatsApp Links)        |</w:t>
         <w:br/>
-        <w:t>|     - AdminController / AdminService (Vendor Moderation &amp; System Metrics)   |</w:t>
-        <w:br/>
-        <w:t>|     - NotificationController / NotificationService                          |</w:t>
+        <w:t>|     - AdminController / AdminService (Moderation &amp; Live KPI Metrics)        |</w:t>
         <w:br/>
         <w:t>+-----------------------------------------------------------------------------+</w:t>
         <w:br/>
         <w:t xml:space="preserve">                                       |</w:t>
         <w:br/>
-        <w:t xml:space="preserve">                                       | Spring Data JPA / Hibernate 7.4</w:t>
+        <w:t xml:space="preserve">                                       | Spring Data JPA 3.4 / Hibernate 7.4</w:t>
         <w:br/>
         <w:t xml:space="preserve">                                       | TLS/SSL Encrypted JDBC Connection</w:t>
         <w:br/>
@@ -264,95 +470,173 @@
         <w:br/>
         <w:t>|   • 7 Normalized Relational Tables:                                         |</w:t>
         <w:br/>
-        <w:t>|     - `users` (Session tokens, BCrypt hashes, wedding dates, budgets)       |</w:t>
+        <w:t>|     - `users` (user_id, email, password_hash, role, session_token)          |</w:t>
         <w:br/>
-        <w:t>|     - `vendors` (Rich ratings, reviews, pricing, verification status)       |</w:t>
+        <w:t>|     - `vendors` (vendor_id, user_id, category_id, tier, payment_status)    |</w:t>
         <w:br/>
-        <w:t>|     - `vendor_categories` (8 core Sri Lankan wedding industry domains)     |</w:t>
+        <w:t>|     - `vendor_categories` (8 core domains: Venue, Photography, Catering...)|</w:t>
         <w:br/>
-        <w:t>|     - `budget_items` (Itemized estimates, actuals, deposit tracking)        |</w:t>
+        <w:t>|     - `bookings` (booking_id, user_id, vendor_id, status, booked_at)       |</w:t>
         <w:br/>
-        <w:t>|     - `guests` (RSVP status, plus-ones, meal preferences, WhatsApp status)  |</w:t>
+        <w:t>|     - `budget_items` (budget_id, user_id, estimated, actual, deposit)       |</w:t>
         <w:br/>
-        <w:t>|     - `bookings` (Multi-vendor confirmed cart bookings)                     |</w:t>
+        <w:t>|     - `guests` (guest_id, user_id, rsvp_status, whatsapp_status, meals)   |</w:t>
         <w:br/>
-        <w:t>|     - `notifications` (In-app alerts and planning updates)                  |</w:t>
+        <w:t>|     - `notifications` (notification_id, user_id, message, is_read)         |</w:t>
         <w:br/>
-        <w:t>|   • Idempotent Data Seeding Engine (`data_seed.sql`)                         |</w:t>
+        <w:t>|   • Startup Seeding Engine: TestAccountInitializer (Admin, Couple, Vendor)  |</w:t>
         <w:br/>
         <w:t>+=============================================================================+</w:t>
       </w:r>
     </w:p>
     <w:p>
       <w:pPr>
-        <w:spacing w:before="40" w:after="80"/>
+        <w:spacing w:before="120" w:after="120"/>
       </w:pPr>
       <w:r>
         <w:rPr>
-          <w:rFonts w:ascii="Calibri" w:hAnsi="Calibri"/>
-          <w:color w:val="222222"/>
-          <w:sz w:val="20"/>
+          <w:color w:val="EEDDE0"/>
         </w:rPr>
-        <w:t>---</w:t>
+        <w:t>__________________________________________________________________________</w:t>
       </w:r>
     </w:p>
     <w:p>
       <w:pPr>
-        <w:pStyle w:val="Heading2"/>
-        <w:spacing w:before="200" w:after="80"/>
+        <w:spacing w:before="240" w:after="80"/>
       </w:pPr>
       <w:r>
         <w:rPr>
-          <w:rFonts w:ascii="Georgia" w:hAnsi="Georgia"/>
+          <w:rFonts w:ascii="Playfair Display" w:hAnsi="Playfair Display"/>
           <w:b/>
           <w:color w:val="721F3A"/>
-          <w:sz w:val="28"/>
+          <w:sz w:val="30"/>
         </w:rPr>
         <w:t>4. Key Architectural Patterns &amp; Technical Decisions</w:t>
       </w:r>
     </w:p>
     <w:p>
       <w:pPr>
-        <w:pStyle w:val="ListNumber"/>
-        <w:spacing w:before="20" w:after="40"/>
+        <w:spacing w:after="80"/>
       </w:pPr>
       <w:r>
         <w:rPr>
-          <w:rFonts w:ascii="Calibri" w:hAnsi="Calibri"/>
-          <w:sz w:val="20"/>
+          <w:rFonts w:ascii="Segoe UI" w:hAnsi="Segoe UI"/>
+          <w:color w:val="222222"/>
+          <w:sz w:val="19"/>
         </w:rPr>
-        <w:t>1. Stateless Session Token Authentication: Instead of complex JWT signature overhead, the system issues cryptographically secure 64-character UUID session tokens validated via `SessionTokenAuthenticationFilter`, ensuring sub-millisecond authentication lookups and straightforward invalidation on logout.</w:t>
+        <w:t xml:space="preserve">1. </w:t>
+      </w:r>
+      <w:r>
+        <w:rPr>
+          <w:rFonts w:ascii="Segoe UI" w:hAnsi="Segoe UI"/>
+          <w:b/>
+          <w:color w:val="222222"/>
+          <w:sz w:val="19"/>
+        </w:rPr>
+        <w:t>Multi-Role RBAC &amp; IDOR Hardening:</w:t>
+      </w:r>
+      <w:r>
+        <w:rPr>
+          <w:rFonts w:ascii="Segoe UI" w:hAnsi="Segoe UI"/>
+          <w:color w:val="222222"/>
+          <w:sz w:val="19"/>
+        </w:rPr>
+        <w:t xml:space="preserve"> Spring Security enforces role boundaries across `ROLE_USER`, `ROLE_VENDOR`, and `ROLE_ADMIN`. Every mutation and read operation on tenant-specific resources (budget items, guest lists, and vendor profiles) inspects the authenticated principal from `SecurityContextHolder`, preventing cross-account data leaks.</w:t>
       </w:r>
     </w:p>
     <w:p>
       <w:pPr>
-        <w:pStyle w:val="ListNumber"/>
-        <w:spacing w:before="20" w:after="40"/>
+        <w:spacing w:after="80"/>
       </w:pPr>
       <w:r>
         <w:rPr>
-          <w:rFonts w:ascii="Calibri" w:hAnsi="Calibri"/>
-          <w:sz w:val="20"/>
+          <w:rFonts w:ascii="Segoe UI" w:hAnsi="Segoe UI"/>
+          <w:color w:val="222222"/>
+          <w:sz w:val="19"/>
         </w:rPr>
-        <w:t>2. Dual-Tier Resilient Data Fallbacks: The frontend features an embedded fallback dataset (`seedVendors.js`) containing 13 verified Sri Lankan vendor profiles across 8 categories, ensuring zero UI disruption during cloud cold starts.</w:t>
+        <w:t xml:space="preserve">2. </w:t>
+      </w:r>
+      <w:r>
+        <w:rPr>
+          <w:rFonts w:ascii="Segoe UI" w:hAnsi="Segoe UI"/>
+          <w:b/>
+          <w:color w:val="222222"/>
+          <w:sz w:val="19"/>
+        </w:rPr>
+        <w:t>Demo-Safe Commercial Monetization Sandbox:</w:t>
+      </w:r>
+      <w:r>
+        <w:rPr>
+          <w:rFonts w:ascii="Segoe UI" w:hAnsi="Segoe UI"/>
+          <w:color w:val="222222"/>
+          <w:sz w:val="19"/>
+        </w:rPr>
+        <w:t xml:space="preserve"> To satisfy commercial evaluation criteria without requiring a live banking gateway (PayHere / Stripe), the system integrates a clean simulated payment checkout modal. Vendors choose between Free, Pro (LKR 2,500/mo), and Featured (LKR 5,000/mo) tiers and simulate instant verified badge activation.</w:t>
       </w:r>
     </w:p>
     <w:p>
       <w:pPr>
-        <w:pStyle w:val="ListNumber"/>
-        <w:spacing w:before="20" w:after="40"/>
+        <w:spacing w:after="80"/>
       </w:pPr>
       <w:r>
         <w:rPr>
-          <w:rFonts w:ascii="Calibri" w:hAnsi="Calibri"/>
-          <w:sz w:val="20"/>
+          <w:rFonts w:ascii="Segoe UI" w:hAnsi="Segoe UI"/>
+          <w:color w:val="222222"/>
+          <w:sz w:val="19"/>
         </w:rPr>
-        <w:t>3. Idempotent Relational Seeding: The backend database utilizes `INSERT ... ON DUPLICATE KEY UPDATE` to guarantee safe, repeatable deployment scripts across local H2, Aiven Cloud, and InfinityFree environments.</w:t>
+        <w:t xml:space="preserve">3. </w:t>
+      </w:r>
+      <w:r>
+        <w:rPr>
+          <w:rFonts w:ascii="Segoe UI" w:hAnsi="Segoe UI"/>
+          <w:b/>
+          <w:color w:val="222222"/>
+          <w:sz w:val="19"/>
+        </w:rPr>
+        <w:t>Self-Healing Startup Seeding:</w:t>
+      </w:r>
+      <w:r>
+        <w:rPr>
+          <w:rFonts w:ascii="Segoe UI" w:hAnsi="Segoe UI"/>
+          <w:color w:val="222222"/>
+          <w:sz w:val="19"/>
+        </w:rPr>
+        <w:t xml:space="preserve"> Rather than relying solely on external SQL scripts that may fail to execute in ephemeral cloud environments, `TestAccountInitializer` automatically provisions default vendor categories and all three ecosystem demo logins (`admin@magulaplan.lk`, `test@magulaplan.lk`, `vendor@magulaplan.lk`) on boot.</w:t>
+      </w:r>
+    </w:p>
+    <w:p>
+      <w:pPr>
+        <w:spacing w:after="80"/>
+      </w:pPr>
+      <w:r>
+        <w:rPr>
+          <w:rFonts w:ascii="Segoe UI" w:hAnsi="Segoe UI"/>
+          <w:color w:val="222222"/>
+          <w:sz w:val="19"/>
+        </w:rPr>
+        <w:t xml:space="preserve">4. </w:t>
+      </w:r>
+      <w:r>
+        <w:rPr>
+          <w:rFonts w:ascii="Segoe UI" w:hAnsi="Segoe UI"/>
+          <w:b/>
+          <w:color w:val="222222"/>
+          <w:sz w:val="19"/>
+        </w:rPr>
+        <w:t>Dynamic Host Fallback Client Routing:</w:t>
+      </w:r>
+      <w:r>
+        <w:rPr>
+          <w:rFonts w:ascii="Segoe UI" w:hAnsi="Segoe UI"/>
+          <w:color w:val="222222"/>
+          <w:sz w:val="19"/>
+        </w:rPr>
+        <w:t xml:space="preserve"> The frontend client automatically inspects `window.location.hostname`. When accessed from remote staging or hosting servers (such as InfinityFree or Netlify), it dynamically directs API calls to `https://magulaplan-api.onrender.com`, while routing to `http://localhost:8080` during local development.</w:t>
       </w:r>
     </w:p>
     <w:sectPr>
       <w:pgSz w:w="12240" w:h="15840"/>
-      <w:pgMar w:top="1440" w:right="1440" w:bottom="1440" w:left="1440" w:header="720" w:footer="720" w:gutter="0"/>
+      <w:pgMar w:top="1152" w:right="1296" w:bottom="1152" w:left="1296" w:header="720" w:footer="720" w:gutter="0"/>
       <w:cols w:space="720"/>
       <w:docGrid w:linePitch="360"/>
     </w:sectPr>
